--- a/Ekspertski sistem za asistenciju vozaču.docx
+++ b/Ekspertski sistem za asistenciju vozaču.docx
@@ -556,7 +556,17 @@
         </w:numPr>
       </w:pPr>
       <w:r>
-        <w:t>Ulazi u sistem (input)</w:t>
+        <w:t>Ulazi u sistem (</w:t>
+      </w:r>
+      <w:r>
+        <w:rPr>
+          <w:i/>
+          <w:iCs/>
+        </w:rPr>
+        <w:t>input</w:t>
+      </w:r>
+      <w:r>
+        <w:t>)</w:t>
       </w:r>
     </w:p>
     <w:p>
@@ -814,10 +824,7 @@
         <w:t>vrijeme vožnj</w:t>
       </w:r>
       <w:r>
-        <w:t>e</w:t>
-      </w:r>
-      <w:r>
-        <w:t>.</w:t>
+        <w:t>e.</w:t>
       </w:r>
     </w:p>
     <w:p/>
@@ -833,7 +840,17 @@
       </w:pPr>
       <w:r>
         <w:lastRenderedPageBreak/>
-        <w:t>Izlazi iz sistema (output)</w:t>
+        <w:t>Izlazi iz sistema (</w:t>
+      </w:r>
+      <w:r>
+        <w:rPr>
+          <w:i/>
+          <w:iCs/>
+        </w:rPr>
+        <w:t>output</w:t>
+      </w:r>
+      <w:r>
+        <w:t>)</w:t>
       </w:r>
     </w:p>
     <w:p>
@@ -1231,7 +1248,10 @@
         </w:numPr>
       </w:pPr>
       <w:r>
-        <w:t>Unos činjenica (runtime)</w:t>
+        <w:t>Unos činjenic</w:t>
+      </w:r>
+      <w:r>
+        <w:t>a</w:t>
       </w:r>
       <w:r>
         <w:t>:</w:t>
@@ -1466,7 +1486,7 @@
         </w:numPr>
       </w:pPr>
       <w:r>
-        <w:t>Pravila za detekciju osnovnih stanja (forward chaining):</w:t>
+        <w:t>Pravila za detekciju osnovnih stanja:</w:t>
       </w:r>
     </w:p>
     <w:p>
@@ -1520,7 +1540,13 @@
         </w:numPr>
       </w:pPr>
       <w:r>
-        <w:t xml:space="preserve">Udaljenost od vozila ispred je manja od bezbedne distance </w:t>
+        <w:t>Udaljenost od vozila ispred je manja od bezb</w:t>
+      </w:r>
+      <w:r>
+        <w:t>j</w:t>
+      </w:r>
+      <w:r>
+        <w:t xml:space="preserve">edne distance </w:t>
       </w:r>
       <w:r>
         <w:t xml:space="preserve">i </w:t>
@@ -1532,7 +1558,13 @@
         <w:t xml:space="preserve"> -&gt;</w:t>
       </w:r>
       <w:r>
-        <w:t xml:space="preserve"> detektovana nebezbedna distanca</w:t>
+        <w:t xml:space="preserve"> detektovana nebezb</w:t>
+      </w:r>
+      <w:r>
+        <w:t>j</w:t>
+      </w:r>
+      <w:r>
+        <w:t>edna distanca</w:t>
       </w:r>
     </w:p>
     <w:p>
@@ -1574,7 +1606,13 @@
         <w:t xml:space="preserve">i </w:t>
       </w:r>
       <w:r>
-        <w:t>svetla nisu uključena</w:t>
+        <w:t>sv</w:t>
+      </w:r>
+      <w:r>
+        <w:t>j</w:t>
+      </w:r>
+      <w:r>
+        <w:t>etla nisu uključena</w:t>
       </w:r>
       <w:r>
         <w:t xml:space="preserve"> -&gt;</w:t>
@@ -1628,7 +1666,13 @@
         <w:t xml:space="preserve"> -&gt;</w:t>
       </w:r>
       <w:r>
-        <w:t xml:space="preserve"> smanjena vidljivost napred</w:t>
+        <w:t xml:space="preserve"> smanjena vidljivost napr</w:t>
+      </w:r>
+      <w:r>
+        <w:t>ij</w:t>
+      </w:r>
+      <w:r>
+        <w:t>ed</w:t>
       </w:r>
     </w:p>
     <w:p>
@@ -1640,7 +1684,13 @@
         </w:numPr>
       </w:pPr>
       <w:r>
-        <w:t>Vreme vožnje bez pauze je veće od 2 sata</w:t>
+        <w:t>Vr</w:t>
+      </w:r>
+      <w:r>
+        <w:t>ij</w:t>
+      </w:r>
+      <w:r>
+        <w:t>eme vožnje bez pauze je veće od 2 sata</w:t>
       </w:r>
       <w:r>
         <w:t xml:space="preserve"> -&gt;</w:t>
@@ -1658,7 +1708,13 @@
         </w:numPr>
       </w:pPr>
       <w:r>
-        <w:t>Ukupno vreme vožnje u toku dana je veće od 8 sati</w:t>
+        <w:t>Ukupno vr</w:t>
+      </w:r>
+      <w:r>
+        <w:t>ij</w:t>
+      </w:r>
+      <w:r>
+        <w:t>eme vožnje u toku dana je veće od 8 sati</w:t>
       </w:r>
       <w:r>
         <w:t xml:space="preserve"> -&gt;</w:t>
@@ -1688,18 +1744,13 @@
     <w:p>
       <w:pPr>
         <w:pStyle w:val="ListParagraph"/>
-        <w:ind w:left="1080"/>
-      </w:pPr>
-    </w:p>
-    <w:p>
-      <w:pPr>
-        <w:pStyle w:val="ListParagraph"/>
         <w:numPr>
           <w:ilvl w:val="0"/>
           <w:numId w:val="79"/>
         </w:numPr>
       </w:pPr>
       <w:r>
+        <w:lastRenderedPageBreak/>
         <w:t>Pravila za izvedene zaključke</w:t>
       </w:r>
       <w:r>
@@ -1741,7 +1792,13 @@
         <w:ind w:left="360"/>
       </w:pPr>
       <w:r>
-        <w:t xml:space="preserve">Detektovana nebezbedna distanca </w:t>
+        <w:t>Detektovana nebezb</w:t>
+      </w:r>
+      <w:r>
+        <w:t>j</w:t>
+      </w:r>
+      <w:r>
+        <w:t xml:space="preserve">edna distanca </w:t>
       </w:r>
       <w:r>
         <w:t xml:space="preserve">i </w:t>
@@ -1816,7 +1873,13 @@
         <w:ind w:left="360"/>
       </w:pPr>
       <w:r>
-        <w:t xml:space="preserve">Smanjena vidljivost napred </w:t>
+        <w:t>Smanjena vidljivost napr</w:t>
+      </w:r>
+      <w:r>
+        <w:t>ij</w:t>
+      </w:r>
+      <w:r>
+        <w:t xml:space="preserve">ed </w:t>
       </w:r>
       <w:r>
         <w:t xml:space="preserve">i </w:t>
@@ -1910,7 +1973,13 @@
         <w:ind w:left="360"/>
       </w:pPr>
       <w:r>
-        <w:t>Detektovana nebezbedna distanca</w:t>
+        <w:t>Detektovana nebezb</w:t>
+      </w:r>
+      <w:r>
+        <w:t>j</w:t>
+      </w:r>
+      <w:r>
+        <w:t>edna distanca</w:t>
       </w:r>
       <w:r>
         <w:t xml:space="preserve"> -&gt;</w:t>
@@ -1935,7 +2004,13 @@
         <w:t xml:space="preserve"> -&gt;</w:t>
       </w:r>
       <w:r>
-        <w:t xml:space="preserve"> akcija: uključi svetla</w:t>
+        <w:t xml:space="preserve"> akcija: uključi sv</w:t>
+      </w:r>
+      <w:r>
+        <w:t>j</w:t>
+      </w:r>
+      <w:r>
+        <w:t>etla</w:t>
       </w:r>
     </w:p>
     <w:p>
@@ -2017,14 +2092,28 @@
     <w:p>
       <w:pPr>
         <w:pStyle w:val="ListParagraph"/>
+        <w:ind w:left="360"/>
+      </w:pPr>
+    </w:p>
+    <w:p>
+      <w:pPr>
+        <w:pStyle w:val="ListParagraph"/>
         <w:numPr>
           <w:ilvl w:val="0"/>
-          <w:numId w:val="73"/>
+          <w:numId w:val="79"/>
         </w:numPr>
-        <w:ind w:left="360"/>
-      </w:pPr>
-      <w:r>
-        <w:t>Pravila za procenu nivoa rizika</w:t>
+      </w:pPr>
+      <w:r>
+        <w:t>Pravila za proc</w:t>
+      </w:r>
+      <w:r>
+        <w:t>j</w:t>
+      </w:r>
+      <w:r>
+        <w:t>enu nivoa rizika</w:t>
+      </w:r>
+      <w:r>
+        <w:t>:</w:t>
       </w:r>
     </w:p>
     <w:p>
@@ -2275,7 +2364,13 @@
         <w:t xml:space="preserve">i </w:t>
       </w:r>
       <w:r>
-        <w:t>vreme vožnje &gt; 2 sata</w:t>
+        <w:t>vr</w:t>
+      </w:r>
+      <w:r>
+        <w:t>ij</w:t>
+      </w:r>
+      <w:r>
+        <w:t>eme vožnje &gt; 2 sata</w:t>
       </w:r>
       <w:r>
         <w:t xml:space="preserve"> -&gt;</w:t>
@@ -2577,7 +2672,13 @@
         <w:ind w:left="360"/>
       </w:pPr>
       <w:r>
-        <w:t>Loša vidljivost i nebezbedna distanca</w:t>
+        <w:t>Loša vidljivost i nebezb</w:t>
+      </w:r>
+      <w:r>
+        <w:t>j</w:t>
+      </w:r>
+      <w:r>
+        <w:t>edna distanca</w:t>
       </w:r>
       <w:r>
         <w:t xml:space="preserve"> -&gt;</w:t>
@@ -2648,15 +2749,33 @@
     </w:p>
     <w:p>
       <w:r>
-        <w:t>Predloženi ekspertski sistem predstavlja rule-based model za asistenciju vozaču implementiran u Java i Drools okruženju. Sistem koristi isključivo forward chaining pristup kako bi iz osnovnih činjenica postepeno izvodio kompleksne zaključke kroz više nivoa.</w:t>
-      </w:r>
-    </w:p>
-    <w:p>
-      <w:r>
-        <w:t>Kombinovanjem više od 50 pravila, sistem može da analizira kompleksne situacije u vožnji, prepoznaje obrasce ponašanja i generiše objašnjive preporuke u realnom vremenu.</w:t>
-      </w:r>
-    </w:p>
-    <w:p>
+        <w:t xml:space="preserve">Predloženi ekspertski sistem predstavlja </w:t>
+      </w:r>
+      <w:r>
+        <w:rPr>
+          <w:i/>
+          <w:iCs/>
+        </w:rPr>
+        <w:t>rule-based</w:t>
+      </w:r>
+      <w:r>
+        <w:t xml:space="preserve"> model za asistenciju vozaču implementiran u Java i Drools okruženju.</w:t>
+      </w:r>
+      <w:r>
+        <w:t xml:space="preserve"> </w:t>
+      </w:r>
+      <w:r>
+        <w:t xml:space="preserve">Kombinovanjem više od 50 pravila, </w:t>
+      </w:r>
+      <w:r>
+        <w:t xml:space="preserve">sposoban je </w:t>
+      </w:r>
+      <w:r>
+        <w:t>da analizira kompleksne situacije u vožnji, prepoznaje obrasce ponašanja i generiše objašnjive preporuke u realnom vremenu.</w:t>
+      </w:r>
+      <w:r>
+        <w:t xml:space="preserve"> </w:t>
+      </w:r>
       <w:r>
         <w:t>Posebna vrijednost ovog pristupa je njegova transparentnost, jer svaki zaključak može biti praćen kroz lanac pravila od ulaznih podataka do finalne odluke, što ga čini pogodnim i za praktičnu i za edukativnu primjenu u oblasti sistema baziranih na znanju.</w:t>
       </w:r>
@@ -3234,6 +3353,95 @@
     </w:lvl>
   </w:abstractNum>
   <w:abstractNum w:abstractNumId="4" w15:restartNumberingAfterBreak="0">
+    <w:nsid w:val="052F0DC8"/>
+    <w:multiLevelType w:val="hybridMultilevel"/>
+    <w:tmpl w:val="D134413A"/>
+    <w:lvl w:ilvl="0" w:tplc="4EB00872">
+      <w:start w:val="1"/>
+      <w:numFmt w:val="decimal"/>
+      <w:lvlText w:val="4.%1."/>
+      <w:lvlJc w:val="left"/>
+      <w:pPr>
+        <w:ind w:left="1080" w:hanging="360"/>
+      </w:pPr>
+      <w:rPr>
+        <w:rFonts w:hint="default"/>
+      </w:rPr>
+    </w:lvl>
+    <w:lvl w:ilvl="1" w:tplc="04090019" w:tentative="1">
+      <w:start w:val="1"/>
+      <w:numFmt w:val="lowerLetter"/>
+      <w:lvlText w:val="%2."/>
+      <w:lvlJc w:val="left"/>
+      <w:pPr>
+        <w:ind w:left="1800" w:hanging="360"/>
+      </w:pPr>
+    </w:lvl>
+    <w:lvl w:ilvl="2" w:tplc="0409001B" w:tentative="1">
+      <w:start w:val="1"/>
+      <w:numFmt w:val="lowerRoman"/>
+      <w:lvlText w:val="%3."/>
+      <w:lvlJc w:val="right"/>
+      <w:pPr>
+        <w:ind w:left="2520" w:hanging="180"/>
+      </w:pPr>
+    </w:lvl>
+    <w:lvl w:ilvl="3" w:tplc="0409000F" w:tentative="1">
+      <w:start w:val="1"/>
+      <w:numFmt w:val="decimal"/>
+      <w:lvlText w:val="%4."/>
+      <w:lvlJc w:val="left"/>
+      <w:pPr>
+        <w:ind w:left="3240" w:hanging="360"/>
+      </w:pPr>
+    </w:lvl>
+    <w:lvl w:ilvl="4" w:tplc="04090019" w:tentative="1">
+      <w:start w:val="1"/>
+      <w:numFmt w:val="lowerLetter"/>
+      <w:lvlText w:val="%5."/>
+      <w:lvlJc w:val="left"/>
+      <w:pPr>
+        <w:ind w:left="3960" w:hanging="360"/>
+      </w:pPr>
+    </w:lvl>
+    <w:lvl w:ilvl="5" w:tplc="0409001B" w:tentative="1">
+      <w:start w:val="1"/>
+      <w:numFmt w:val="lowerRoman"/>
+      <w:lvlText w:val="%6."/>
+      <w:lvlJc w:val="right"/>
+      <w:pPr>
+        <w:ind w:left="4680" w:hanging="180"/>
+      </w:pPr>
+    </w:lvl>
+    <w:lvl w:ilvl="6" w:tplc="0409000F" w:tentative="1">
+      <w:start w:val="1"/>
+      <w:numFmt w:val="decimal"/>
+      <w:lvlText w:val="%7."/>
+      <w:lvlJc w:val="left"/>
+      <w:pPr>
+        <w:ind w:left="5400" w:hanging="360"/>
+      </w:pPr>
+    </w:lvl>
+    <w:lvl w:ilvl="7" w:tplc="04090019" w:tentative="1">
+      <w:start w:val="1"/>
+      <w:numFmt w:val="lowerLetter"/>
+      <w:lvlText w:val="%8."/>
+      <w:lvlJc w:val="left"/>
+      <w:pPr>
+        <w:ind w:left="6120" w:hanging="360"/>
+      </w:pPr>
+    </w:lvl>
+    <w:lvl w:ilvl="8" w:tplc="0409001B" w:tentative="1">
+      <w:start w:val="1"/>
+      <w:numFmt w:val="lowerRoman"/>
+      <w:lvlText w:val="%9."/>
+      <w:lvlJc w:val="right"/>
+      <w:pPr>
+        <w:ind w:left="6840" w:hanging="180"/>
+      </w:pPr>
+    </w:lvl>
+  </w:abstractNum>
+  <w:abstractNum w:abstractNumId="5" w15:restartNumberingAfterBreak="0">
     <w:nsid w:val="05CB5A41"/>
     <w:multiLevelType w:val="multilevel"/>
     <w:tmpl w:val="8FB6C25A"/>
@@ -3382,7 +3590,7 @@
       </w:rPr>
     </w:lvl>
   </w:abstractNum>
-  <w:abstractNum w:abstractNumId="5" w15:restartNumberingAfterBreak="0">
+  <w:abstractNum w:abstractNumId="6" w15:restartNumberingAfterBreak="0">
     <w:nsid w:val="09E55A69"/>
     <w:multiLevelType w:val="multilevel"/>
     <w:tmpl w:val="743EE96E"/>
@@ -3531,7 +3739,7 @@
       </w:rPr>
     </w:lvl>
   </w:abstractNum>
-  <w:abstractNum w:abstractNumId="6" w15:restartNumberingAfterBreak="0">
+  <w:abstractNum w:abstractNumId="7" w15:restartNumberingAfterBreak="0">
     <w:nsid w:val="0A866D91"/>
     <w:multiLevelType w:val="multilevel"/>
     <w:tmpl w:val="373EC0B0"/>
@@ -3680,7 +3888,7 @@
       </w:rPr>
     </w:lvl>
   </w:abstractNum>
-  <w:abstractNum w:abstractNumId="7" w15:restartNumberingAfterBreak="0">
+  <w:abstractNum w:abstractNumId="8" w15:restartNumberingAfterBreak="0">
     <w:nsid w:val="0B32205F"/>
     <w:multiLevelType w:val="multilevel"/>
     <w:tmpl w:val="15B40966"/>
@@ -3829,7 +4037,7 @@
       </w:rPr>
     </w:lvl>
   </w:abstractNum>
-  <w:abstractNum w:abstractNumId="8" w15:restartNumberingAfterBreak="0">
+  <w:abstractNum w:abstractNumId="9" w15:restartNumberingAfterBreak="0">
     <w:nsid w:val="0F4D355E"/>
     <w:multiLevelType w:val="hybridMultilevel"/>
     <w:tmpl w:val="F90E4850"/>
@@ -3942,7 +4150,7 @@
       </w:rPr>
     </w:lvl>
   </w:abstractNum>
-  <w:abstractNum w:abstractNumId="9" w15:restartNumberingAfterBreak="0">
+  <w:abstractNum w:abstractNumId="10" w15:restartNumberingAfterBreak="0">
     <w:nsid w:val="13B54C23"/>
     <w:multiLevelType w:val="hybridMultilevel"/>
     <w:tmpl w:val="C7AA7D54"/>
@@ -4028,7 +4236,7 @@
       </w:pPr>
     </w:lvl>
   </w:abstractNum>
-  <w:abstractNum w:abstractNumId="10" w15:restartNumberingAfterBreak="0">
+  <w:abstractNum w:abstractNumId="11" w15:restartNumberingAfterBreak="0">
     <w:nsid w:val="14687DB2"/>
     <w:multiLevelType w:val="multilevel"/>
     <w:tmpl w:val="D97050D2"/>
@@ -4177,7 +4385,7 @@
       </w:rPr>
     </w:lvl>
   </w:abstractNum>
-  <w:abstractNum w:abstractNumId="11" w15:restartNumberingAfterBreak="0">
+  <w:abstractNum w:abstractNumId="12" w15:restartNumberingAfterBreak="0">
     <w:nsid w:val="14717712"/>
     <w:multiLevelType w:val="hybridMultilevel"/>
     <w:tmpl w:val="192C170A"/>
@@ -4290,7 +4498,7 @@
       </w:rPr>
     </w:lvl>
   </w:abstractNum>
-  <w:abstractNum w:abstractNumId="12" w15:restartNumberingAfterBreak="0">
+  <w:abstractNum w:abstractNumId="13" w15:restartNumberingAfterBreak="0">
     <w:nsid w:val="17391DB0"/>
     <w:multiLevelType w:val="multilevel"/>
     <w:tmpl w:val="54DAA1AE"/>
@@ -4439,7 +4647,7 @@
       </w:rPr>
     </w:lvl>
   </w:abstractNum>
-  <w:abstractNum w:abstractNumId="13" w15:restartNumberingAfterBreak="0">
+  <w:abstractNum w:abstractNumId="14" w15:restartNumberingAfterBreak="0">
     <w:nsid w:val="1B774A3A"/>
     <w:multiLevelType w:val="hybridMultilevel"/>
     <w:tmpl w:val="3990A780"/>
@@ -4552,7 +4760,7 @@
       </w:rPr>
     </w:lvl>
   </w:abstractNum>
-  <w:abstractNum w:abstractNumId="14" w15:restartNumberingAfterBreak="0">
+  <w:abstractNum w:abstractNumId="15" w15:restartNumberingAfterBreak="0">
     <w:nsid w:val="1CE660B6"/>
     <w:multiLevelType w:val="multilevel"/>
     <w:tmpl w:val="02F24B62"/>
@@ -4701,7 +4909,7 @@
       </w:rPr>
     </w:lvl>
   </w:abstractNum>
-  <w:abstractNum w:abstractNumId="15" w15:restartNumberingAfterBreak="0">
+  <w:abstractNum w:abstractNumId="16" w15:restartNumberingAfterBreak="0">
     <w:nsid w:val="1E9E5494"/>
     <w:multiLevelType w:val="multilevel"/>
     <w:tmpl w:val="0EAA0C0C"/>
@@ -4814,7 +5022,7 @@
       </w:pPr>
     </w:lvl>
   </w:abstractNum>
-  <w:abstractNum w:abstractNumId="16" w15:restartNumberingAfterBreak="0">
+  <w:abstractNum w:abstractNumId="17" w15:restartNumberingAfterBreak="0">
     <w:nsid w:val="219C1510"/>
     <w:multiLevelType w:val="multilevel"/>
     <w:tmpl w:val="571A0978"/>
@@ -4963,7 +5171,7 @@
       </w:rPr>
     </w:lvl>
   </w:abstractNum>
-  <w:abstractNum w:abstractNumId="17" w15:restartNumberingAfterBreak="0">
+  <w:abstractNum w:abstractNumId="18" w15:restartNumberingAfterBreak="0">
     <w:nsid w:val="22390F51"/>
     <w:multiLevelType w:val="multilevel"/>
     <w:tmpl w:val="98FC9BBE"/>
@@ -5112,7 +5320,7 @@
       </w:rPr>
     </w:lvl>
   </w:abstractNum>
-  <w:abstractNum w:abstractNumId="18" w15:restartNumberingAfterBreak="0">
+  <w:abstractNum w:abstractNumId="19" w15:restartNumberingAfterBreak="0">
     <w:nsid w:val="22D1542B"/>
     <w:multiLevelType w:val="multilevel"/>
     <w:tmpl w:val="9544D036"/>
@@ -5225,7 +5433,7 @@
       </w:pPr>
     </w:lvl>
   </w:abstractNum>
-  <w:abstractNum w:abstractNumId="19" w15:restartNumberingAfterBreak="0">
+  <w:abstractNum w:abstractNumId="20" w15:restartNumberingAfterBreak="0">
     <w:nsid w:val="25FB492C"/>
     <w:multiLevelType w:val="hybridMultilevel"/>
     <w:tmpl w:val="7C5C5CCC"/>
@@ -5338,7 +5546,7 @@
       </w:rPr>
     </w:lvl>
   </w:abstractNum>
-  <w:abstractNum w:abstractNumId="20" w15:restartNumberingAfterBreak="0">
+  <w:abstractNum w:abstractNumId="21" w15:restartNumberingAfterBreak="0">
     <w:nsid w:val="2653096B"/>
     <w:multiLevelType w:val="multilevel"/>
     <w:tmpl w:val="1F4E65AA"/>
@@ -5487,7 +5695,7 @@
       </w:rPr>
     </w:lvl>
   </w:abstractNum>
-  <w:abstractNum w:abstractNumId="21" w15:restartNumberingAfterBreak="0">
+  <w:abstractNum w:abstractNumId="22" w15:restartNumberingAfterBreak="0">
     <w:nsid w:val="27D67879"/>
     <w:multiLevelType w:val="multilevel"/>
     <w:tmpl w:val="03C635C8"/>
@@ -5636,7 +5844,7 @@
       </w:rPr>
     </w:lvl>
   </w:abstractNum>
-  <w:abstractNum w:abstractNumId="22" w15:restartNumberingAfterBreak="0">
+  <w:abstractNum w:abstractNumId="23" w15:restartNumberingAfterBreak="0">
     <w:nsid w:val="28A16FF5"/>
     <w:multiLevelType w:val="multilevel"/>
     <w:tmpl w:val="ACF0F3D8"/>
@@ -5785,7 +5993,7 @@
       </w:rPr>
     </w:lvl>
   </w:abstractNum>
-  <w:abstractNum w:abstractNumId="23" w15:restartNumberingAfterBreak="0">
+  <w:abstractNum w:abstractNumId="24" w15:restartNumberingAfterBreak="0">
     <w:nsid w:val="2976596F"/>
     <w:multiLevelType w:val="multilevel"/>
     <w:tmpl w:val="6E4CF74C"/>
@@ -5934,7 +6142,7 @@
       </w:rPr>
     </w:lvl>
   </w:abstractNum>
-  <w:abstractNum w:abstractNumId="24" w15:restartNumberingAfterBreak="0">
+  <w:abstractNum w:abstractNumId="25" w15:restartNumberingAfterBreak="0">
     <w:nsid w:val="29FF445C"/>
     <w:multiLevelType w:val="multilevel"/>
     <w:tmpl w:val="70249E3A"/>
@@ -6083,7 +6291,7 @@
       </w:rPr>
     </w:lvl>
   </w:abstractNum>
-  <w:abstractNum w:abstractNumId="25" w15:restartNumberingAfterBreak="0">
+  <w:abstractNum w:abstractNumId="26" w15:restartNumberingAfterBreak="0">
     <w:nsid w:val="2A426971"/>
     <w:multiLevelType w:val="multilevel"/>
     <w:tmpl w:val="C9F42538"/>
@@ -6232,10 +6440,10 @@
       </w:rPr>
     </w:lvl>
   </w:abstractNum>
-  <w:abstractNum w:abstractNumId="26" w15:restartNumberingAfterBreak="0">
+  <w:abstractNum w:abstractNumId="27" w15:restartNumberingAfterBreak="0">
     <w:nsid w:val="2B645085"/>
     <w:multiLevelType w:val="hybridMultilevel"/>
-    <w:tmpl w:val="6FD6BF5E"/>
+    <w:tmpl w:val="69FEA8A6"/>
     <w:lvl w:ilvl="0" w:tplc="4FF007C6">
       <w:start w:val="1"/>
       <w:numFmt w:val="decimal"/>
@@ -6321,7 +6529,7 @@
       </w:pPr>
     </w:lvl>
   </w:abstractNum>
-  <w:abstractNum w:abstractNumId="27" w15:restartNumberingAfterBreak="0">
+  <w:abstractNum w:abstractNumId="28" w15:restartNumberingAfterBreak="0">
     <w:nsid w:val="2D67078B"/>
     <w:multiLevelType w:val="multilevel"/>
     <w:tmpl w:val="294A61B2"/>
@@ -6470,7 +6678,7 @@
       </w:rPr>
     </w:lvl>
   </w:abstractNum>
-  <w:abstractNum w:abstractNumId="28" w15:restartNumberingAfterBreak="0">
+  <w:abstractNum w:abstractNumId="29" w15:restartNumberingAfterBreak="0">
     <w:nsid w:val="2FCF57D3"/>
     <w:multiLevelType w:val="multilevel"/>
     <w:tmpl w:val="22FA2460"/>
@@ -6619,7 +6827,7 @@
       </w:rPr>
     </w:lvl>
   </w:abstractNum>
-  <w:abstractNum w:abstractNumId="29" w15:restartNumberingAfterBreak="0">
+  <w:abstractNum w:abstractNumId="30" w15:restartNumberingAfterBreak="0">
     <w:nsid w:val="31263CD5"/>
     <w:multiLevelType w:val="multilevel"/>
     <w:tmpl w:val="09823C44"/>
@@ -6768,7 +6976,7 @@
       </w:rPr>
     </w:lvl>
   </w:abstractNum>
-  <w:abstractNum w:abstractNumId="30" w15:restartNumberingAfterBreak="0">
+  <w:abstractNum w:abstractNumId="31" w15:restartNumberingAfterBreak="0">
     <w:nsid w:val="35D60BFA"/>
     <w:multiLevelType w:val="multilevel"/>
     <w:tmpl w:val="5266661C"/>
@@ -6917,7 +7125,7 @@
       </w:rPr>
     </w:lvl>
   </w:abstractNum>
-  <w:abstractNum w:abstractNumId="31" w15:restartNumberingAfterBreak="0">
+  <w:abstractNum w:abstractNumId="32" w15:restartNumberingAfterBreak="0">
     <w:nsid w:val="36F227A1"/>
     <w:multiLevelType w:val="multilevel"/>
     <w:tmpl w:val="EF485B3C"/>
@@ -7066,7 +7274,7 @@
       </w:rPr>
     </w:lvl>
   </w:abstractNum>
-  <w:abstractNum w:abstractNumId="32" w15:restartNumberingAfterBreak="0">
+  <w:abstractNum w:abstractNumId="33" w15:restartNumberingAfterBreak="0">
     <w:nsid w:val="38FB268B"/>
     <w:multiLevelType w:val="hybridMultilevel"/>
     <w:tmpl w:val="F6862F10"/>
@@ -7152,7 +7360,7 @@
       </w:pPr>
     </w:lvl>
   </w:abstractNum>
-  <w:abstractNum w:abstractNumId="33" w15:restartNumberingAfterBreak="0">
+  <w:abstractNum w:abstractNumId="34" w15:restartNumberingAfterBreak="0">
     <w:nsid w:val="3FCB0E5C"/>
     <w:multiLevelType w:val="multilevel"/>
     <w:tmpl w:val="0ED2F882"/>
@@ -7301,7 +7509,7 @@
       </w:rPr>
     </w:lvl>
   </w:abstractNum>
-  <w:abstractNum w:abstractNumId="34" w15:restartNumberingAfterBreak="0">
+  <w:abstractNum w:abstractNumId="35" w15:restartNumberingAfterBreak="0">
     <w:nsid w:val="40292C51"/>
     <w:multiLevelType w:val="multilevel"/>
     <w:tmpl w:val="A33CCA16"/>
@@ -7450,7 +7658,7 @@
       </w:rPr>
     </w:lvl>
   </w:abstractNum>
-  <w:abstractNum w:abstractNumId="35" w15:restartNumberingAfterBreak="0">
+  <w:abstractNum w:abstractNumId="36" w15:restartNumberingAfterBreak="0">
     <w:nsid w:val="412F61C0"/>
     <w:multiLevelType w:val="multilevel"/>
     <w:tmpl w:val="84C85F3C"/>
@@ -7599,7 +7807,7 @@
       </w:rPr>
     </w:lvl>
   </w:abstractNum>
-  <w:abstractNum w:abstractNumId="36" w15:restartNumberingAfterBreak="0">
+  <w:abstractNum w:abstractNumId="37" w15:restartNumberingAfterBreak="0">
     <w:nsid w:val="42835D7C"/>
     <w:multiLevelType w:val="multilevel"/>
     <w:tmpl w:val="6CF466C4"/>
@@ -7712,7 +7920,7 @@
       </w:pPr>
     </w:lvl>
   </w:abstractNum>
-  <w:abstractNum w:abstractNumId="37" w15:restartNumberingAfterBreak="0">
+  <w:abstractNum w:abstractNumId="38" w15:restartNumberingAfterBreak="0">
     <w:nsid w:val="42BB480B"/>
     <w:multiLevelType w:val="multilevel"/>
     <w:tmpl w:val="1D4A0AF0"/>
@@ -7861,7 +8069,7 @@
       </w:rPr>
     </w:lvl>
   </w:abstractNum>
-  <w:abstractNum w:abstractNumId="38" w15:restartNumberingAfterBreak="0">
+  <w:abstractNum w:abstractNumId="39" w15:restartNumberingAfterBreak="0">
     <w:nsid w:val="47A65FC4"/>
     <w:multiLevelType w:val="hybridMultilevel"/>
     <w:tmpl w:val="C0EE12FE"/>
@@ -7974,7 +8182,7 @@
       </w:rPr>
     </w:lvl>
   </w:abstractNum>
-  <w:abstractNum w:abstractNumId="39" w15:restartNumberingAfterBreak="0">
+  <w:abstractNum w:abstractNumId="40" w15:restartNumberingAfterBreak="0">
     <w:nsid w:val="481E7140"/>
     <w:multiLevelType w:val="multilevel"/>
     <w:tmpl w:val="DD907EC2"/>
@@ -8087,7 +8295,7 @@
       </w:pPr>
     </w:lvl>
   </w:abstractNum>
-  <w:abstractNum w:abstractNumId="40" w15:restartNumberingAfterBreak="0">
+  <w:abstractNum w:abstractNumId="41" w15:restartNumberingAfterBreak="0">
     <w:nsid w:val="4825088B"/>
     <w:multiLevelType w:val="hybridMultilevel"/>
     <w:tmpl w:val="26922522"/>
@@ -8200,7 +8408,7 @@
       </w:rPr>
     </w:lvl>
   </w:abstractNum>
-  <w:abstractNum w:abstractNumId="41" w15:restartNumberingAfterBreak="0">
+  <w:abstractNum w:abstractNumId="42" w15:restartNumberingAfterBreak="0">
     <w:nsid w:val="49131160"/>
     <w:multiLevelType w:val="multilevel"/>
     <w:tmpl w:val="97B2FDBC"/>
@@ -8313,7 +8521,7 @@
       </w:pPr>
     </w:lvl>
   </w:abstractNum>
-  <w:abstractNum w:abstractNumId="42" w15:restartNumberingAfterBreak="0">
+  <w:abstractNum w:abstractNumId="43" w15:restartNumberingAfterBreak="0">
     <w:nsid w:val="4A055C27"/>
     <w:multiLevelType w:val="multilevel"/>
     <w:tmpl w:val="2146FE9E"/>
@@ -8462,7 +8670,7 @@
       </w:rPr>
     </w:lvl>
   </w:abstractNum>
-  <w:abstractNum w:abstractNumId="43" w15:restartNumberingAfterBreak="0">
+  <w:abstractNum w:abstractNumId="44" w15:restartNumberingAfterBreak="0">
     <w:nsid w:val="4AA85910"/>
     <w:multiLevelType w:val="multilevel"/>
     <w:tmpl w:val="E736A096"/>
@@ -8611,7 +8819,7 @@
       </w:rPr>
     </w:lvl>
   </w:abstractNum>
-  <w:abstractNum w:abstractNumId="44" w15:restartNumberingAfterBreak="0">
+  <w:abstractNum w:abstractNumId="45" w15:restartNumberingAfterBreak="0">
     <w:nsid w:val="4AEF6BF7"/>
     <w:multiLevelType w:val="multilevel"/>
     <w:tmpl w:val="2C4CBA2A"/>
@@ -8760,7 +8968,7 @@
       </w:rPr>
     </w:lvl>
   </w:abstractNum>
-  <w:abstractNum w:abstractNumId="45" w15:restartNumberingAfterBreak="0">
+  <w:abstractNum w:abstractNumId="46" w15:restartNumberingAfterBreak="0">
     <w:nsid w:val="4DC41BB2"/>
     <w:multiLevelType w:val="hybridMultilevel"/>
     <w:tmpl w:val="CC1A8208"/>
@@ -8873,7 +9081,7 @@
       </w:rPr>
     </w:lvl>
   </w:abstractNum>
-  <w:abstractNum w:abstractNumId="46" w15:restartNumberingAfterBreak="0">
+  <w:abstractNum w:abstractNumId="47" w15:restartNumberingAfterBreak="0">
     <w:nsid w:val="4E072345"/>
     <w:multiLevelType w:val="multilevel"/>
     <w:tmpl w:val="6C6CCB70"/>
@@ -9022,7 +9230,7 @@
       </w:rPr>
     </w:lvl>
   </w:abstractNum>
-  <w:abstractNum w:abstractNumId="47" w15:restartNumberingAfterBreak="0">
+  <w:abstractNum w:abstractNumId="48" w15:restartNumberingAfterBreak="0">
     <w:nsid w:val="516D03C8"/>
     <w:multiLevelType w:val="multilevel"/>
     <w:tmpl w:val="892CD8AE"/>
@@ -9171,7 +9379,7 @@
       </w:rPr>
     </w:lvl>
   </w:abstractNum>
-  <w:abstractNum w:abstractNumId="48" w15:restartNumberingAfterBreak="0">
+  <w:abstractNum w:abstractNumId="49" w15:restartNumberingAfterBreak="0">
     <w:nsid w:val="53246293"/>
     <w:multiLevelType w:val="hybridMultilevel"/>
     <w:tmpl w:val="BEDEC27E"/>
@@ -9260,7 +9468,7 @@
       </w:pPr>
     </w:lvl>
   </w:abstractNum>
-  <w:abstractNum w:abstractNumId="49" w15:restartNumberingAfterBreak="0">
+  <w:abstractNum w:abstractNumId="50" w15:restartNumberingAfterBreak="0">
     <w:nsid w:val="53B64070"/>
     <w:multiLevelType w:val="multilevel"/>
     <w:tmpl w:val="A54E4D8C"/>
@@ -9409,7 +9617,7 @@
       </w:rPr>
     </w:lvl>
   </w:abstractNum>
-  <w:abstractNum w:abstractNumId="50" w15:restartNumberingAfterBreak="0">
+  <w:abstractNum w:abstractNumId="51" w15:restartNumberingAfterBreak="0">
     <w:nsid w:val="549C292D"/>
     <w:multiLevelType w:val="multilevel"/>
     <w:tmpl w:val="98C417D2"/>
@@ -9558,7 +9766,7 @@
       </w:rPr>
     </w:lvl>
   </w:abstractNum>
-  <w:abstractNum w:abstractNumId="51" w15:restartNumberingAfterBreak="0">
+  <w:abstractNum w:abstractNumId="52" w15:restartNumberingAfterBreak="0">
     <w:nsid w:val="552F33E8"/>
     <w:multiLevelType w:val="multilevel"/>
     <w:tmpl w:val="2E387F16"/>
@@ -9707,7 +9915,7 @@
       </w:rPr>
     </w:lvl>
   </w:abstractNum>
-  <w:abstractNum w:abstractNumId="52" w15:restartNumberingAfterBreak="0">
+  <w:abstractNum w:abstractNumId="53" w15:restartNumberingAfterBreak="0">
     <w:nsid w:val="555B51FF"/>
     <w:multiLevelType w:val="multilevel"/>
     <w:tmpl w:val="CBC288BA"/>
@@ -9856,7 +10064,7 @@
       </w:rPr>
     </w:lvl>
   </w:abstractNum>
-  <w:abstractNum w:abstractNumId="53" w15:restartNumberingAfterBreak="0">
+  <w:abstractNum w:abstractNumId="54" w15:restartNumberingAfterBreak="0">
     <w:nsid w:val="57BE53DD"/>
     <w:multiLevelType w:val="multilevel"/>
     <w:tmpl w:val="21563DCE"/>
@@ -10005,7 +10213,7 @@
       </w:rPr>
     </w:lvl>
   </w:abstractNum>
-  <w:abstractNum w:abstractNumId="54" w15:restartNumberingAfterBreak="0">
+  <w:abstractNum w:abstractNumId="55" w15:restartNumberingAfterBreak="0">
     <w:nsid w:val="58AE4128"/>
     <w:multiLevelType w:val="multilevel"/>
     <w:tmpl w:val="99FCEEAC"/>
@@ -10154,7 +10362,7 @@
       </w:rPr>
     </w:lvl>
   </w:abstractNum>
-  <w:abstractNum w:abstractNumId="55" w15:restartNumberingAfterBreak="0">
+  <w:abstractNum w:abstractNumId="56" w15:restartNumberingAfterBreak="0">
     <w:nsid w:val="59751B14"/>
     <w:multiLevelType w:val="multilevel"/>
     <w:tmpl w:val="E7703A34"/>
@@ -10303,7 +10511,7 @@
       </w:rPr>
     </w:lvl>
   </w:abstractNum>
-  <w:abstractNum w:abstractNumId="56" w15:restartNumberingAfterBreak="0">
+  <w:abstractNum w:abstractNumId="57" w15:restartNumberingAfterBreak="0">
     <w:nsid w:val="5ADA2A6A"/>
     <w:multiLevelType w:val="multilevel"/>
     <w:tmpl w:val="B7141B78"/>
@@ -10452,7 +10660,7 @@
       </w:rPr>
     </w:lvl>
   </w:abstractNum>
-  <w:abstractNum w:abstractNumId="57" w15:restartNumberingAfterBreak="0">
+  <w:abstractNum w:abstractNumId="58" w15:restartNumberingAfterBreak="0">
     <w:nsid w:val="5CB43218"/>
     <w:multiLevelType w:val="multilevel"/>
     <w:tmpl w:val="25F824FA"/>
@@ -10601,7 +10809,7 @@
       </w:rPr>
     </w:lvl>
   </w:abstractNum>
-  <w:abstractNum w:abstractNumId="58" w15:restartNumberingAfterBreak="0">
+  <w:abstractNum w:abstractNumId="59" w15:restartNumberingAfterBreak="0">
     <w:nsid w:val="5DDE5BA5"/>
     <w:multiLevelType w:val="multilevel"/>
     <w:tmpl w:val="094E6218"/>
@@ -10750,7 +10958,7 @@
       </w:rPr>
     </w:lvl>
   </w:abstractNum>
-  <w:abstractNum w:abstractNumId="59" w15:restartNumberingAfterBreak="0">
+  <w:abstractNum w:abstractNumId="60" w15:restartNumberingAfterBreak="0">
     <w:nsid w:val="62FF1396"/>
     <w:multiLevelType w:val="multilevel"/>
     <w:tmpl w:val="125211DE"/>
@@ -10863,7 +11071,7 @@
       </w:pPr>
     </w:lvl>
   </w:abstractNum>
-  <w:abstractNum w:abstractNumId="60" w15:restartNumberingAfterBreak="0">
+  <w:abstractNum w:abstractNumId="61" w15:restartNumberingAfterBreak="0">
     <w:nsid w:val="6384149B"/>
     <w:multiLevelType w:val="multilevel"/>
     <w:tmpl w:val="4B1CC870"/>
@@ -11012,7 +11220,7 @@
       </w:rPr>
     </w:lvl>
   </w:abstractNum>
-  <w:abstractNum w:abstractNumId="61" w15:restartNumberingAfterBreak="0">
+  <w:abstractNum w:abstractNumId="62" w15:restartNumberingAfterBreak="0">
     <w:nsid w:val="63FA4071"/>
     <w:multiLevelType w:val="hybridMultilevel"/>
     <w:tmpl w:val="B4DE40C8"/>
@@ -11101,7 +11309,7 @@
       </w:pPr>
     </w:lvl>
   </w:abstractNum>
-  <w:abstractNum w:abstractNumId="62" w15:restartNumberingAfterBreak="0">
+  <w:abstractNum w:abstractNumId="63" w15:restartNumberingAfterBreak="0">
     <w:nsid w:val="677D7970"/>
     <w:multiLevelType w:val="hybridMultilevel"/>
     <w:tmpl w:val="1E04C1EC"/>
@@ -11214,7 +11422,7 @@
       </w:rPr>
     </w:lvl>
   </w:abstractNum>
-  <w:abstractNum w:abstractNumId="63" w15:restartNumberingAfterBreak="0">
+  <w:abstractNum w:abstractNumId="64" w15:restartNumberingAfterBreak="0">
     <w:nsid w:val="69B75103"/>
     <w:multiLevelType w:val="multilevel"/>
     <w:tmpl w:val="4ECC820A"/>
@@ -11363,7 +11571,7 @@
       </w:rPr>
     </w:lvl>
   </w:abstractNum>
-  <w:abstractNum w:abstractNumId="64" w15:restartNumberingAfterBreak="0">
+  <w:abstractNum w:abstractNumId="65" w15:restartNumberingAfterBreak="0">
     <w:nsid w:val="6C222988"/>
     <w:multiLevelType w:val="multilevel"/>
     <w:tmpl w:val="EC8ECAAE"/>
@@ -11512,7 +11720,7 @@
       </w:rPr>
     </w:lvl>
   </w:abstractNum>
-  <w:abstractNum w:abstractNumId="65" w15:restartNumberingAfterBreak="0">
+  <w:abstractNum w:abstractNumId="66" w15:restartNumberingAfterBreak="0">
     <w:nsid w:val="6F600A50"/>
     <w:multiLevelType w:val="multilevel"/>
     <w:tmpl w:val="8424D4D4"/>
@@ -11661,7 +11869,7 @@
       </w:rPr>
     </w:lvl>
   </w:abstractNum>
-  <w:abstractNum w:abstractNumId="66" w15:restartNumberingAfterBreak="0">
+  <w:abstractNum w:abstractNumId="67" w15:restartNumberingAfterBreak="0">
     <w:nsid w:val="71187790"/>
     <w:multiLevelType w:val="multilevel"/>
     <w:tmpl w:val="36888BF0"/>
@@ -11810,7 +12018,7 @@
       </w:rPr>
     </w:lvl>
   </w:abstractNum>
-  <w:abstractNum w:abstractNumId="67" w15:restartNumberingAfterBreak="0">
+  <w:abstractNum w:abstractNumId="68" w15:restartNumberingAfterBreak="0">
     <w:nsid w:val="71F175B3"/>
     <w:multiLevelType w:val="multilevel"/>
     <w:tmpl w:val="599C27AE"/>
@@ -11959,7 +12167,7 @@
       </w:rPr>
     </w:lvl>
   </w:abstractNum>
-  <w:abstractNum w:abstractNumId="68" w15:restartNumberingAfterBreak="0">
+  <w:abstractNum w:abstractNumId="69" w15:restartNumberingAfterBreak="0">
     <w:nsid w:val="72754742"/>
     <w:multiLevelType w:val="multilevel"/>
     <w:tmpl w:val="D21AC0C6"/>
@@ -12108,7 +12316,7 @@
       </w:rPr>
     </w:lvl>
   </w:abstractNum>
-  <w:abstractNum w:abstractNumId="69" w15:restartNumberingAfterBreak="0">
+  <w:abstractNum w:abstractNumId="70" w15:restartNumberingAfterBreak="0">
     <w:nsid w:val="72C65AC0"/>
     <w:multiLevelType w:val="multilevel"/>
     <w:tmpl w:val="A68000E0"/>
@@ -12257,7 +12465,7 @@
       </w:rPr>
     </w:lvl>
   </w:abstractNum>
-  <w:abstractNum w:abstractNumId="70" w15:restartNumberingAfterBreak="0">
+  <w:abstractNum w:abstractNumId="71" w15:restartNumberingAfterBreak="0">
     <w:nsid w:val="738620F1"/>
     <w:multiLevelType w:val="hybridMultilevel"/>
     <w:tmpl w:val="D9BA4BB4"/>
@@ -12370,7 +12578,7 @@
       </w:rPr>
     </w:lvl>
   </w:abstractNum>
-  <w:abstractNum w:abstractNumId="71" w15:restartNumberingAfterBreak="0">
+  <w:abstractNum w:abstractNumId="72" w15:restartNumberingAfterBreak="0">
     <w:nsid w:val="79870B28"/>
     <w:multiLevelType w:val="multilevel"/>
     <w:tmpl w:val="529816F2"/>
@@ -12519,7 +12727,7 @@
       </w:rPr>
     </w:lvl>
   </w:abstractNum>
-  <w:abstractNum w:abstractNumId="72" w15:restartNumberingAfterBreak="0">
+  <w:abstractNum w:abstractNumId="73" w15:restartNumberingAfterBreak="0">
     <w:nsid w:val="7A8E7271"/>
     <w:multiLevelType w:val="hybridMultilevel"/>
     <w:tmpl w:val="BFE66692"/>
@@ -12632,7 +12840,7 @@
       </w:rPr>
     </w:lvl>
   </w:abstractNum>
-  <w:abstractNum w:abstractNumId="73" w15:restartNumberingAfterBreak="0">
+  <w:abstractNum w:abstractNumId="74" w15:restartNumberingAfterBreak="0">
     <w:nsid w:val="7C7B5114"/>
     <w:multiLevelType w:val="multilevel"/>
     <w:tmpl w:val="64767B0E"/>
@@ -12781,7 +12989,7 @@
       </w:rPr>
     </w:lvl>
   </w:abstractNum>
-  <w:abstractNum w:abstractNumId="74" w15:restartNumberingAfterBreak="0">
+  <w:abstractNum w:abstractNumId="75" w15:restartNumberingAfterBreak="0">
     <w:nsid w:val="7CF76A93"/>
     <w:multiLevelType w:val="multilevel"/>
     <w:tmpl w:val="BA2246FC"/>
@@ -12930,7 +13138,7 @@
       </w:rPr>
     </w:lvl>
   </w:abstractNum>
-  <w:abstractNum w:abstractNumId="75" w15:restartNumberingAfterBreak="0">
+  <w:abstractNum w:abstractNumId="76" w15:restartNumberingAfterBreak="0">
     <w:nsid w:val="7D172572"/>
     <w:multiLevelType w:val="multilevel"/>
     <w:tmpl w:val="7472C11C"/>
@@ -13079,7 +13287,7 @@
       </w:rPr>
     </w:lvl>
   </w:abstractNum>
-  <w:abstractNum w:abstractNumId="76" w15:restartNumberingAfterBreak="0">
+  <w:abstractNum w:abstractNumId="77" w15:restartNumberingAfterBreak="0">
     <w:nsid w:val="7D30780F"/>
     <w:multiLevelType w:val="hybridMultilevel"/>
     <w:tmpl w:val="636487F8"/>
@@ -13165,7 +13373,7 @@
       </w:pPr>
     </w:lvl>
   </w:abstractNum>
-  <w:abstractNum w:abstractNumId="77" w15:restartNumberingAfterBreak="0">
+  <w:abstractNum w:abstractNumId="78" w15:restartNumberingAfterBreak="0">
     <w:nsid w:val="7DBE3AD8"/>
     <w:multiLevelType w:val="multilevel"/>
     <w:tmpl w:val="48E6F864"/>
@@ -13314,7 +13522,7 @@
       </w:rPr>
     </w:lvl>
   </w:abstractNum>
-  <w:abstractNum w:abstractNumId="78" w15:restartNumberingAfterBreak="0">
+  <w:abstractNum w:abstractNumId="79" w15:restartNumberingAfterBreak="0">
     <w:nsid w:val="7E1839A3"/>
     <w:multiLevelType w:val="multilevel"/>
     <w:tmpl w:val="ABCA15C2"/>
@@ -13464,241 +13672,244 @@
     </w:lvl>
   </w:abstractNum>
   <w:num w:numId="1" w16cid:durableId="1191844679">
-    <w:abstractNumId w:val="71"/>
+    <w:abstractNumId w:val="72"/>
   </w:num>
   <w:num w:numId="2" w16cid:durableId="689724241">
-    <w:abstractNumId w:val="25"/>
+    <w:abstractNumId w:val="26"/>
   </w:num>
   <w:num w:numId="3" w16cid:durableId="1773209712">
-    <w:abstractNumId w:val="69"/>
+    <w:abstractNumId w:val="70"/>
   </w:num>
   <w:num w:numId="4" w16cid:durableId="1497964415">
-    <w:abstractNumId w:val="58"/>
+    <w:abstractNumId w:val="59"/>
   </w:num>
   <w:num w:numId="5" w16cid:durableId="2003846806">
     <w:abstractNumId w:val="2"/>
   </w:num>
   <w:num w:numId="6" w16cid:durableId="1121730058">
+    <w:abstractNumId w:val="22"/>
+  </w:num>
+  <w:num w:numId="7" w16cid:durableId="1923098143">
+    <w:abstractNumId w:val="36"/>
+  </w:num>
+  <w:num w:numId="8" w16cid:durableId="1772508259">
+    <w:abstractNumId w:val="31"/>
+  </w:num>
+  <w:num w:numId="9" w16cid:durableId="399182350">
+    <w:abstractNumId w:val="23"/>
+  </w:num>
+  <w:num w:numId="10" w16cid:durableId="2110202007">
+    <w:abstractNumId w:val="65"/>
+  </w:num>
+  <w:num w:numId="11" w16cid:durableId="1675495609">
+    <w:abstractNumId w:val="68"/>
+  </w:num>
+  <w:num w:numId="12" w16cid:durableId="991443466">
+    <w:abstractNumId w:val="40"/>
+  </w:num>
+  <w:num w:numId="13" w16cid:durableId="2030376419">
+    <w:abstractNumId w:val="60"/>
+  </w:num>
+  <w:num w:numId="14" w16cid:durableId="1427386692">
+    <w:abstractNumId w:val="42"/>
+  </w:num>
+  <w:num w:numId="15" w16cid:durableId="2124954358">
+    <w:abstractNumId w:val="37"/>
+  </w:num>
+  <w:num w:numId="16" w16cid:durableId="872233291">
+    <w:abstractNumId w:val="16"/>
+  </w:num>
+  <w:num w:numId="17" w16cid:durableId="623315805">
+    <w:abstractNumId w:val="19"/>
+  </w:num>
+  <w:num w:numId="18" w16cid:durableId="1465343470">
     <w:abstractNumId w:val="21"/>
   </w:num>
-  <w:num w:numId="7" w16cid:durableId="1923098143">
+  <w:num w:numId="19" w16cid:durableId="213473155">
+    <w:abstractNumId w:val="38"/>
+  </w:num>
+  <w:num w:numId="20" w16cid:durableId="2135170343">
+    <w:abstractNumId w:val="69"/>
+  </w:num>
+  <w:num w:numId="21" w16cid:durableId="623006893">
+    <w:abstractNumId w:val="18"/>
+  </w:num>
+  <w:num w:numId="22" w16cid:durableId="190923828">
+    <w:abstractNumId w:val="58"/>
+  </w:num>
+  <w:num w:numId="23" w16cid:durableId="763569507">
     <w:abstractNumId w:val="35"/>
   </w:num>
-  <w:num w:numId="8" w16cid:durableId="1772508259">
+  <w:num w:numId="24" w16cid:durableId="1163013867">
+    <w:abstractNumId w:val="75"/>
+  </w:num>
+  <w:num w:numId="25" w16cid:durableId="614022696">
     <w:abstractNumId w:val="30"/>
   </w:num>
-  <w:num w:numId="9" w16cid:durableId="399182350">
-    <w:abstractNumId w:val="22"/>
+  <w:num w:numId="26" w16cid:durableId="1888562903">
+    <w:abstractNumId w:val="53"/>
   </w:num>
-  <w:num w:numId="10" w16cid:durableId="2110202007">
+  <w:num w:numId="27" w16cid:durableId="295109383">
+    <w:abstractNumId w:val="13"/>
+  </w:num>
+  <w:num w:numId="28" w16cid:durableId="551038529">
+    <w:abstractNumId w:val="34"/>
+  </w:num>
+  <w:num w:numId="29" w16cid:durableId="711541391">
+    <w:abstractNumId w:val="15"/>
+  </w:num>
+  <w:num w:numId="30" w16cid:durableId="1399355906">
+    <w:abstractNumId w:val="25"/>
+  </w:num>
+  <w:num w:numId="31" w16cid:durableId="1709404513">
+    <w:abstractNumId w:val="76"/>
+  </w:num>
+  <w:num w:numId="32" w16cid:durableId="1233927975">
+    <w:abstractNumId w:val="54"/>
+  </w:num>
+  <w:num w:numId="33" w16cid:durableId="645554490">
     <w:abstractNumId w:val="64"/>
   </w:num>
-  <w:num w:numId="11" w16cid:durableId="1675495609">
-    <w:abstractNumId w:val="67"/>
-  </w:num>
-  <w:num w:numId="12" w16cid:durableId="991443466">
-    <w:abstractNumId w:val="39"/>
-  </w:num>
-  <w:num w:numId="13" w16cid:durableId="2030376419">
-    <w:abstractNumId w:val="59"/>
-  </w:num>
-  <w:num w:numId="14" w16cid:durableId="1427386692">
-    <w:abstractNumId w:val="41"/>
-  </w:num>
-  <w:num w:numId="15" w16cid:durableId="2124954358">
-    <w:abstractNumId w:val="36"/>
-  </w:num>
-  <w:num w:numId="16" w16cid:durableId="872233291">
-    <w:abstractNumId w:val="15"/>
-  </w:num>
-  <w:num w:numId="17" w16cid:durableId="623315805">
-    <w:abstractNumId w:val="18"/>
-  </w:num>
-  <w:num w:numId="18" w16cid:durableId="1465343470">
-    <w:abstractNumId w:val="20"/>
-  </w:num>
-  <w:num w:numId="19" w16cid:durableId="213473155">
-    <w:abstractNumId w:val="37"/>
-  </w:num>
-  <w:num w:numId="20" w16cid:durableId="2135170343">
-    <w:abstractNumId w:val="68"/>
-  </w:num>
-  <w:num w:numId="21" w16cid:durableId="623006893">
-    <w:abstractNumId w:val="17"/>
-  </w:num>
-  <w:num w:numId="22" w16cid:durableId="190923828">
-    <w:abstractNumId w:val="57"/>
-  </w:num>
-  <w:num w:numId="23" w16cid:durableId="763569507">
-    <w:abstractNumId w:val="34"/>
-  </w:num>
-  <w:num w:numId="24" w16cid:durableId="1163013867">
-    <w:abstractNumId w:val="74"/>
-  </w:num>
-  <w:num w:numId="25" w16cid:durableId="614022696">
+  <w:num w:numId="34" w16cid:durableId="1684018304">
     <w:abstractNumId w:val="29"/>
   </w:num>
-  <w:num w:numId="26" w16cid:durableId="1888562903">
-    <w:abstractNumId w:val="52"/>
-  </w:num>
-  <w:num w:numId="27" w16cid:durableId="295109383">
-    <w:abstractNumId w:val="12"/>
-  </w:num>
-  <w:num w:numId="28" w16cid:durableId="551038529">
-    <w:abstractNumId w:val="33"/>
-  </w:num>
-  <w:num w:numId="29" w16cid:durableId="711541391">
-    <w:abstractNumId w:val="14"/>
-  </w:num>
-  <w:num w:numId="30" w16cid:durableId="1399355906">
-    <w:abstractNumId w:val="24"/>
-  </w:num>
-  <w:num w:numId="31" w16cid:durableId="1709404513">
-    <w:abstractNumId w:val="75"/>
-  </w:num>
-  <w:num w:numId="32" w16cid:durableId="1233927975">
-    <w:abstractNumId w:val="53"/>
-  </w:num>
-  <w:num w:numId="33" w16cid:durableId="645554490">
-    <w:abstractNumId w:val="63"/>
-  </w:num>
-  <w:num w:numId="34" w16cid:durableId="1684018304">
-    <w:abstractNumId w:val="28"/>
-  </w:num>
   <w:num w:numId="35" w16cid:durableId="1218512418">
-    <w:abstractNumId w:val="31"/>
+    <w:abstractNumId w:val="32"/>
   </w:num>
   <w:num w:numId="36" w16cid:durableId="32535677">
     <w:abstractNumId w:val="1"/>
   </w:num>
   <w:num w:numId="37" w16cid:durableId="1577472250">
-    <w:abstractNumId w:val="16"/>
+    <w:abstractNumId w:val="17"/>
   </w:num>
   <w:num w:numId="38" w16cid:durableId="386758032">
+    <w:abstractNumId w:val="56"/>
+  </w:num>
+  <w:num w:numId="39" w16cid:durableId="335614737">
+    <w:abstractNumId w:val="61"/>
+  </w:num>
+  <w:num w:numId="40" w16cid:durableId="1862013174">
+    <w:abstractNumId w:val="11"/>
+  </w:num>
+  <w:num w:numId="41" w16cid:durableId="2034303854">
     <w:abstractNumId w:val="55"/>
   </w:num>
-  <w:num w:numId="39" w16cid:durableId="335614737">
-    <w:abstractNumId w:val="60"/>
+  <w:num w:numId="42" w16cid:durableId="437603132">
+    <w:abstractNumId w:val="44"/>
   </w:num>
-  <w:num w:numId="40" w16cid:durableId="1862013174">
-    <w:abstractNumId w:val="10"/>
+  <w:num w:numId="43" w16cid:durableId="1036082256">
+    <w:abstractNumId w:val="5"/>
   </w:num>
-  <w:num w:numId="41" w16cid:durableId="2034303854">
-    <w:abstractNumId w:val="54"/>
+  <w:num w:numId="44" w16cid:durableId="1362315788">
+    <w:abstractNumId w:val="24"/>
   </w:num>
-  <w:num w:numId="42" w16cid:durableId="437603132">
+  <w:num w:numId="45" w16cid:durableId="599802477">
+    <w:abstractNumId w:val="66"/>
+  </w:num>
+  <w:num w:numId="46" w16cid:durableId="1882131935">
+    <w:abstractNumId w:val="8"/>
+  </w:num>
+  <w:num w:numId="47" w16cid:durableId="1338776065">
     <w:abstractNumId w:val="43"/>
   </w:num>
-  <w:num w:numId="43" w16cid:durableId="1036082256">
-    <w:abstractNumId w:val="4"/>
-  </w:num>
-  <w:num w:numId="44" w16cid:durableId="1362315788">
-    <w:abstractNumId w:val="23"/>
-  </w:num>
-  <w:num w:numId="45" w16cid:durableId="599802477">
-    <w:abstractNumId w:val="65"/>
-  </w:num>
-  <w:num w:numId="46" w16cid:durableId="1882131935">
-    <w:abstractNumId w:val="7"/>
-  </w:num>
-  <w:num w:numId="47" w16cid:durableId="1338776065">
-    <w:abstractNumId w:val="42"/>
-  </w:num>
   <w:num w:numId="48" w16cid:durableId="560365299">
-    <w:abstractNumId w:val="50"/>
+    <w:abstractNumId w:val="51"/>
   </w:num>
   <w:num w:numId="49" w16cid:durableId="848177297">
-    <w:abstractNumId w:val="73"/>
+    <w:abstractNumId w:val="74"/>
   </w:num>
   <w:num w:numId="50" w16cid:durableId="94601116">
-    <w:abstractNumId w:val="78"/>
+    <w:abstractNumId w:val="79"/>
   </w:num>
   <w:num w:numId="51" w16cid:durableId="1825774495">
-    <w:abstractNumId w:val="51"/>
+    <w:abstractNumId w:val="52"/>
   </w:num>
   <w:num w:numId="52" w16cid:durableId="168065882">
-    <w:abstractNumId w:val="47"/>
+    <w:abstractNumId w:val="48"/>
   </w:num>
   <w:num w:numId="53" w16cid:durableId="938374236">
     <w:abstractNumId w:val="3"/>
   </w:num>
   <w:num w:numId="54" w16cid:durableId="613901350">
-    <w:abstractNumId w:val="27"/>
+    <w:abstractNumId w:val="28"/>
   </w:num>
   <w:num w:numId="55" w16cid:durableId="594678330">
-    <w:abstractNumId w:val="49"/>
+    <w:abstractNumId w:val="50"/>
   </w:num>
   <w:num w:numId="56" w16cid:durableId="1885092537">
-    <w:abstractNumId w:val="66"/>
+    <w:abstractNumId w:val="67"/>
   </w:num>
   <w:num w:numId="57" w16cid:durableId="1608535811">
+    <w:abstractNumId w:val="78"/>
+  </w:num>
+  <w:num w:numId="58" w16cid:durableId="343095572">
+    <w:abstractNumId w:val="57"/>
+  </w:num>
+  <w:num w:numId="59" w16cid:durableId="416901777">
+    <w:abstractNumId w:val="10"/>
+  </w:num>
+  <w:num w:numId="60" w16cid:durableId="633634059">
+    <w:abstractNumId w:val="62"/>
+  </w:num>
+  <w:num w:numId="61" w16cid:durableId="639313328">
+    <w:abstractNumId w:val="14"/>
+  </w:num>
+  <w:num w:numId="62" w16cid:durableId="579943875">
+    <w:abstractNumId w:val="45"/>
+  </w:num>
+  <w:num w:numId="63" w16cid:durableId="104154776">
     <w:abstractNumId w:val="77"/>
   </w:num>
-  <w:num w:numId="58" w16cid:durableId="343095572">
-    <w:abstractNumId w:val="56"/>
-  </w:num>
-  <w:num w:numId="59" w16cid:durableId="416901777">
-    <w:abstractNumId w:val="9"/>
-  </w:num>
-  <w:num w:numId="60" w16cid:durableId="633634059">
-    <w:abstractNumId w:val="61"/>
-  </w:num>
-  <w:num w:numId="61" w16cid:durableId="639313328">
-    <w:abstractNumId w:val="13"/>
-  </w:num>
-  <w:num w:numId="62" w16cid:durableId="579943875">
-    <w:abstractNumId w:val="44"/>
-  </w:num>
-  <w:num w:numId="63" w16cid:durableId="104154776">
-    <w:abstractNumId w:val="76"/>
-  </w:num>
   <w:num w:numId="64" w16cid:durableId="1598246048">
-    <w:abstractNumId w:val="5"/>
+    <w:abstractNumId w:val="6"/>
   </w:num>
   <w:num w:numId="65" w16cid:durableId="412707813">
-    <w:abstractNumId w:val="46"/>
+    <w:abstractNumId w:val="47"/>
   </w:num>
   <w:num w:numId="66" w16cid:durableId="1088620954">
     <w:abstractNumId w:val="0"/>
   </w:num>
   <w:num w:numId="67" w16cid:durableId="1732077509">
-    <w:abstractNumId w:val="6"/>
+    <w:abstractNumId w:val="7"/>
   </w:num>
   <w:num w:numId="68" w16cid:durableId="2010060855">
-    <w:abstractNumId w:val="32"/>
+    <w:abstractNumId w:val="33"/>
   </w:num>
   <w:num w:numId="69" w16cid:durableId="1094548567">
-    <w:abstractNumId w:val="62"/>
+    <w:abstractNumId w:val="63"/>
   </w:num>
   <w:num w:numId="70" w16cid:durableId="123087359">
-    <w:abstractNumId w:val="48"/>
+    <w:abstractNumId w:val="49"/>
   </w:num>
   <w:num w:numId="71" w16cid:durableId="995841764">
-    <w:abstractNumId w:val="19"/>
+    <w:abstractNumId w:val="20"/>
   </w:num>
   <w:num w:numId="72" w16cid:durableId="2090271581">
-    <w:abstractNumId w:val="38"/>
+    <w:abstractNumId w:val="39"/>
   </w:num>
   <w:num w:numId="73" w16cid:durableId="1398478218">
-    <w:abstractNumId w:val="72"/>
+    <w:abstractNumId w:val="73"/>
   </w:num>
   <w:num w:numId="74" w16cid:durableId="1221016029">
-    <w:abstractNumId w:val="11"/>
+    <w:abstractNumId w:val="12"/>
   </w:num>
   <w:num w:numId="75" w16cid:durableId="1113281212">
-    <w:abstractNumId w:val="40"/>
+    <w:abstractNumId w:val="41"/>
   </w:num>
   <w:num w:numId="76" w16cid:durableId="1855416863">
-    <w:abstractNumId w:val="70"/>
+    <w:abstractNumId w:val="71"/>
   </w:num>
   <w:num w:numId="77" w16cid:durableId="1144081659">
-    <w:abstractNumId w:val="8"/>
+    <w:abstractNumId w:val="9"/>
   </w:num>
   <w:num w:numId="78" w16cid:durableId="107744091">
-    <w:abstractNumId w:val="45"/>
+    <w:abstractNumId w:val="46"/>
   </w:num>
   <w:num w:numId="79" w16cid:durableId="351807220">
-    <w:abstractNumId w:val="26"/>
+    <w:abstractNumId w:val="27"/>
+  </w:num>
+  <w:num w:numId="80" w16cid:durableId="1001276186">
+    <w:abstractNumId w:val="4"/>
   </w:num>
 </w:numbering>
 </file>
@@ -14306,6 +14517,7 @@
   <w:style w:type="character" w:default="1" w:styleId="DefaultParagraphFont">
     <w:name w:val="Default Paragraph Font"/>
     <w:uiPriority w:val="1"/>
+    <w:semiHidden/>
     <w:unhideWhenUsed/>
   </w:style>
   <w:style w:type="table" w:default="1" w:styleId="TableNormal">
